--- a/downloads/handouts/Unit 02/Handout 02.05 - Goal Ladder and Decision Grid.docx
+++ b/downloads/handouts/Unit 02/Handout 02.05 - Goal Ladder and Decision Grid.docx
@@ -41,23 +41,21 @@
       <w:pPr>
         <w:pStyle w:val="Heading3"/>
       </w:pPr>
-      <w:bookmarkStart w:id="21" w:name="word-bank-in-other-languages"/>
-      <w:r>
-        <w:t xml:space="preserve">Word bank in other languages</w:t>
+      <w:bookmarkStart w:id="21" w:name="word-bank-in-spanish"/>
+      <w:r>
+        <w:t xml:space="preserve">Word bank in Spanish</w:t>
       </w:r>
       <w:bookmarkEnd w:id="21"/>
     </w:p>
     <w:tbl>
       <w:tblPr>
         <w:tblStyle w:val="Table"/>
-        <w:tblW w:type="pct" w:w="5000.0"/>
+        <w:tblW w:type="pct" w:w="5000"/>
         <w:tblLook w:firstRow="1"/>
       </w:tblPr>
       <w:tblGrid>
-        <w:gridCol w:w="1980"/>
-        <w:gridCol w:w="1980"/>
-        <w:gridCol w:w="1980"/>
-        <w:gridCol w:w="1980"/>
+        <w:gridCol w:w="4680"/>
+        <w:gridCol w:w="4680"/>
       </w:tblGrid>
       <w:tr>
         <w:trPr>
@@ -65,6 +63,7 @@
         </w:trPr>
         <w:tc>
           <w:tcPr>
+            <w:tcW w:type="dxa" w:w="4680"/>
             <w:tcBorders>
               <w:bottom w:val="single"/>
             </w:tcBorders>
@@ -82,6 +81,7 @@
         </w:tc>
         <w:tc>
           <w:tcPr>
+            <w:tcW w:type="dxa" w:w="4680"/>
             <w:tcBorders>
               <w:bottom w:val="single"/>
             </w:tcBorders>
@@ -93,40 +93,6 @@
               <w:jc w:val="left"/>
             </w:pPr>
             <w:r>
-              <w:t xml:space="preserve">Turkish</w:t>
-            </w:r>
-          </w:p>
-        </w:tc>
-        <w:tc>
-          <w:tcPr>
-            <w:tcBorders>
-              <w:bottom w:val="single"/>
-            </w:tcBorders>
-            <w:vAlign w:val="bottom"/>
-          </w:tcPr>
-          <w:p>
-            <w:pPr>
-              <w:pStyle w:val="Compact"/>
-              <w:jc w:val="left"/>
-            </w:pPr>
-            <w:r>
-              <w:t xml:space="preserve">Portuguese</w:t>
-            </w:r>
-          </w:p>
-        </w:tc>
-        <w:tc>
-          <w:tcPr>
-            <w:tcBorders>
-              <w:bottom w:val="single"/>
-            </w:tcBorders>
-            <w:vAlign w:val="bottom"/>
-          </w:tcPr>
-          <w:p>
-            <w:pPr>
-              <w:pStyle w:val="Compact"/>
-              <w:jc w:val="left"/>
-            </w:pPr>
-            <w:r>
               <w:t xml:space="preserve">Spanish</w:t>
             </w:r>
           </w:p>
@@ -134,6 +100,9 @@
       </w:tr>
       <w:tr>
         <w:tc>
+          <w:tcPr>
+            <w:tcW w:type="dxa" w:w="4680"/>
+          </w:tcPr>
           <w:p>
             <w:pPr>
               <w:pStyle w:val="Compact"/>
@@ -145,28 +114,9 @@
           </w:p>
         </w:tc>
         <w:tc>
-          <w:p>
-            <w:pPr>
-              <w:pStyle w:val="Compact"/>
-              <w:jc w:val="left"/>
-            </w:pPr>
-            <w:r>
-              <w:t xml:space="preserve">hedef</w:t>
-            </w:r>
-          </w:p>
-        </w:tc>
-        <w:tc>
-          <w:p>
-            <w:pPr>
-              <w:pStyle w:val="Compact"/>
-              <w:jc w:val="left"/>
-            </w:pPr>
-            <w:r>
-              <w:t xml:space="preserve">meta</w:t>
-            </w:r>
-          </w:p>
-        </w:tc>
-        <w:tc>
+          <w:tcPr>
+            <w:tcW w:type="dxa" w:w="4680"/>
+          </w:tcPr>
           <w:p>
             <w:pPr>
               <w:pStyle w:val="Compact"/>
@@ -180,6 +130,9 @@
       </w:tr>
       <w:tr>
         <w:tc>
+          <w:tcPr>
+            <w:tcW w:type="dxa" w:w="4680"/>
+          </w:tcPr>
           <w:p>
             <w:pPr>
               <w:pStyle w:val="Compact"/>
@@ -191,28 +144,9 @@
           </w:p>
         </w:tc>
         <w:tc>
-          <w:p>
-            <w:pPr>
-              <w:pStyle w:val="Compact"/>
-              <w:jc w:val="left"/>
-            </w:pPr>
-            <w:r>
-              <w:t xml:space="preserve">adım</w:t>
-            </w:r>
-          </w:p>
-        </w:tc>
-        <w:tc>
-          <w:p>
-            <w:pPr>
-              <w:pStyle w:val="Compact"/>
-              <w:jc w:val="left"/>
-            </w:pPr>
-            <w:r>
-              <w:t xml:space="preserve">passo</w:t>
-            </w:r>
-          </w:p>
-        </w:tc>
-        <w:tc>
+          <w:tcPr>
+            <w:tcW w:type="dxa" w:w="4680"/>
+          </w:tcPr>
           <w:p>
             <w:pPr>
               <w:pStyle w:val="Compact"/>
@@ -226,6 +160,9 @@
       </w:tr>
       <w:tr>
         <w:tc>
+          <w:tcPr>
+            <w:tcW w:type="dxa" w:w="4680"/>
+          </w:tcPr>
           <w:p>
             <w:pPr>
               <w:pStyle w:val="Compact"/>
@@ -237,28 +174,9 @@
           </w:p>
         </w:tc>
         <w:tc>
-          <w:p>
-            <w:pPr>
-              <w:pStyle w:val="Compact"/>
-              <w:jc w:val="left"/>
-            </w:pPr>
-            <w:r>
-              <w:t xml:space="preserve">seçenek</w:t>
-            </w:r>
-          </w:p>
-        </w:tc>
-        <w:tc>
-          <w:p>
-            <w:pPr>
-              <w:pStyle w:val="Compact"/>
-              <w:jc w:val="left"/>
-            </w:pPr>
-            <w:r>
-              <w:t xml:space="preserve">opção</w:t>
-            </w:r>
-          </w:p>
-        </w:tc>
-        <w:tc>
+          <w:tcPr>
+            <w:tcW w:type="dxa" w:w="4680"/>
+          </w:tcPr>
           <w:p>
             <w:pPr>
               <w:pStyle w:val="Compact"/>
@@ -272,6 +190,9 @@
       </w:tr>
       <w:tr>
         <w:tc>
+          <w:tcPr>
+            <w:tcW w:type="dxa" w:w="4680"/>
+          </w:tcPr>
           <w:p>
             <w:pPr>
               <w:pStyle w:val="Compact"/>
@@ -283,28 +204,9 @@
           </w:p>
         </w:tc>
         <w:tc>
-          <w:p>
-            <w:pPr>
-              <w:pStyle w:val="Compact"/>
-              <w:jc w:val="left"/>
-            </w:pPr>
-            <w:r>
-              <w:t xml:space="preserve">karar vermek</w:t>
-            </w:r>
-          </w:p>
-        </w:tc>
-        <w:tc>
-          <w:p>
-            <w:pPr>
-              <w:pStyle w:val="Compact"/>
-              <w:jc w:val="left"/>
-            </w:pPr>
-            <w:r>
-              <w:t xml:space="preserve">decidir</w:t>
-            </w:r>
-          </w:p>
-        </w:tc>
-        <w:tc>
+          <w:tcPr>
+            <w:tcW w:type="dxa" w:w="4680"/>
+          </w:tcPr>
           <w:p>
             <w:pPr>
               <w:pStyle w:val="Compact"/>
@@ -318,6 +220,9 @@
       </w:tr>
       <w:tr>
         <w:tc>
+          <w:tcPr>
+            <w:tcW w:type="dxa" w:w="4680"/>
+          </w:tcPr>
           <w:p>
             <w:pPr>
               <w:pStyle w:val="Compact"/>
@@ -329,28 +234,9 @@
           </w:p>
         </w:tc>
         <w:tc>
-          <w:p>
-            <w:pPr>
-              <w:pStyle w:val="Compact"/>
-              <w:jc w:val="left"/>
-            </w:pPr>
-            <w:r>
-              <w:t xml:space="preserve">engel</w:t>
-            </w:r>
-          </w:p>
-        </w:tc>
-        <w:tc>
-          <w:p>
-            <w:pPr>
-              <w:pStyle w:val="Compact"/>
-              <w:jc w:val="left"/>
-            </w:pPr>
-            <w:r>
-              <w:t xml:space="preserve">obstáculo</w:t>
-            </w:r>
-          </w:p>
-        </w:tc>
-        <w:tc>
+          <w:tcPr>
+            <w:tcW w:type="dxa" w:w="4680"/>
+          </w:tcPr>
           <w:p>
             <w:pPr>
               <w:pStyle w:val="Compact"/>
@@ -364,6 +250,9 @@
       </w:tr>
       <w:tr>
         <w:tc>
+          <w:tcPr>
+            <w:tcW w:type="dxa" w:w="4680"/>
+          </w:tcPr>
           <w:p>
             <w:pPr>
               <w:pStyle w:val="Compact"/>
@@ -375,28 +264,9 @@
           </w:p>
         </w:tc>
         <w:tc>
-          <w:p>
-            <w:pPr>
-              <w:pStyle w:val="Compact"/>
-              <w:jc w:val="left"/>
-            </w:pPr>
-            <w:r>
-              <w:t xml:space="preserve">geriye bakmak (kontrol etmek)</w:t>
-            </w:r>
-          </w:p>
-        </w:tc>
-        <w:tc>
-          <w:p>
-            <w:pPr>
-              <w:pStyle w:val="Compact"/>
-              <w:jc w:val="left"/>
-            </w:pPr>
-            <w:r>
-              <w:t xml:space="preserve">olhar para trás (rever)</w:t>
-            </w:r>
-          </w:p>
-        </w:tc>
-        <w:tc>
+          <w:tcPr>
+            <w:tcW w:type="dxa" w:w="4680"/>
+          </w:tcPr>
           <w:p>
             <w:pPr>
               <w:pStyle w:val="Compact"/>
@@ -1328,13 +1198,19 @@
       </w:r>
     </w:p>
     <w:p>
-      <w:r>
-        <w:br w:type="page"/>
-      </w:r>
-    </w:p>
-    <w:p>
-      <w:r>
-        <w:br w:type="page"/>
+      <w:pPr>
+        <w:pStyle w:val="BodyText"/>
+      </w:pPr>
+      <w:r>
+        <w:t xml:space="preserve">_____________________________________________________________________________</w:t>
+      </w:r>
+    </w:p>
+    <w:p>
+      <w:pPr>
+        <w:pStyle w:val="BodyText"/>
+      </w:pPr>
+      <w:r>
+        <w:t xml:space="preserve">_____________________________________________________________________________</w:t>
       </w:r>
     </w:p>
     <w:p>

--- a/downloads/handouts/Unit 02/Handout 02.05 - Goal Ladder and Decision Grid.docx
+++ b/downloads/handouts/Unit 02/Handout 02.05 - Goal Ladder and Decision Grid.docx
@@ -1194,7 +1194,7 @@
         <w:pStyle w:val="BodyText"/>
       </w:pPr>
       <w:r>
-        <w:t xml:space="preserve">Two sentences that defend it. Frame if you want it: I decided to ___ because ___ matters more to me than ___.</w:t>
+        <w:t xml:space="preserve">Write two sentences that explain why. Frame if you want it: I decided to ___ because ___ matters more to me than ___.</w:t>
       </w:r>
     </w:p>
     <w:p>
@@ -1202,7 +1202,7 @@
         <w:pStyle w:val="BodyText"/>
       </w:pPr>
       <w:r>
-        <w:t xml:space="preserve">_____________________________________________________________________________</w:t>
+        <w:t xml:space="preserve">Sentence 1: _____________________________________________________________________________</w:t>
       </w:r>
     </w:p>
     <w:p>
@@ -1210,7 +1210,7 @@
         <w:pStyle w:val="BodyText"/>
       </w:pPr>
       <w:r>
-        <w:t xml:space="preserve">_____________________________________________________________________________</w:t>
+        <w:t xml:space="preserve">Sentence 2: _____________________________________________________________________________</w:t>
       </w:r>
     </w:p>
     <w:p>
@@ -1227,7 +1227,7 @@
         <w:t xml:space="preserve"> </w:t>
       </w:r>
       <w:r>
-        <w:t xml:space="preserve">On (date) _______________________ I will check whether this was the right call by _____________________________________________________________________________</w:t>
+        <w:t xml:space="preserve">On (date) _______________________ I will check whether this was the right choice by _____________________________________________________________________________</w:t>
       </w:r>
     </w:p>
     <w:p>
@@ -1235,7 +1235,7 @@
         <w:pStyle w:val="BodyText"/>
       </w:pPr>
       <w:r>
-        <w:t xml:space="preserve">Grade 6: two options and two rows; choose a card. Grade 8: a fourth option nobody at your table thought of, the cost row, and a look-back with a date and a number.</w:t>
+        <w:t xml:space="preserve">Grade 6: two options and two rows; choose a card. Grade 8: add a fourth option that nobody at your table thought of, fill in the cost row, and write a look-back with a date and a number.</w:t>
       </w:r>
     </w:p>
     <w:p>
